--- a/INF345_Syllabus_DevOps_I_Akhmetov_Adil.docx
+++ b/INF345_Syllabus_DevOps_I_Akhmetov_Adil.docx
@@ -1952,7 +1952,7 @@
           <w:highlight w:val="white"/>
           <w:rtl w:val="0"/>
         </w:rPr>
-        <w:t>An introduction to DevOps practice through its two most foundational disciplines: containers and configuration-management automation. Students containerize real applications, automate infrastructure with Ansible, and build a CI/CD pipeline — the core skills used in production software engineering today. The course runs partly on Red Hat Academy cloud labs (provided free to SDU students through the university's Red Hat Academy partnership) and partly on open-source tooling students can keep using without any subscription. Every lab is graded automatically within minutes of submission via GitHub Classroom.</w:t>
+        <w:t>An introduction to DevOps practice through its two most foundational disciplines: containers and configuration-management automation. Students containerize real applications, automate infrastructure with Ansible, and build a CI/CD pipeline — the core skills used in production software engineering today. The course runs partly on Red Hat Academy cloud labs (provided free to SDU students through the university's Red Hat Academy partnership) and partly on open-source tooling students can keep using without any subscription. Containers and Automation are graded directly from Red Hat Academy lab completion; the CI/CD lab and the capstone are graded automatically within minutes of submission via GitHub Classroom.</w:t>
       </w:r>
       <w:r>
         <w:rPr>
@@ -5499,7 +5499,7 @@
                 <w:b w:val="0"/>
                 <w:sz w:val="24"/>
               </w:rPr>
-              <w:t>Graded from RHA DO188 lab completion (instructor-assigned via RHA portal); GitHub submission is ungraded practice/portfolio</w:t>
+              <w:t>Graded entirely from RHA DO188 lab completion (instructor-assigned via RHA portal) — no GitHub submission</w:t>
             </w:r>
           </w:p>
         </w:tc>
@@ -5590,7 +5590,7 @@
                 <w:b w:val="0"/>
                 <w:sz w:val="24"/>
               </w:rPr>
-              <w:t>Graded from RHA RH294 lab completion (instructor-assigned via RHA portal); GitHub submission is ungraded practice/portfolio</w:t>
+              <w:t>Graded entirely from RHA RH294 lab completion (instructor-assigned via RHA portal) — no GitHub submission</w:t>
             </w:r>
           </w:p>
         </w:tc>

--- a/INF345_Syllabus_DevOps_I_Akhmetov_Adil.docx
+++ b/INF345_Syllabus_DevOps_I_Akhmetov_Adil.docx
@@ -5772,7 +5772,7 @@
                 <w:b w:val="0"/>
                 <w:sz w:val="24"/>
               </w:rPr>
-              <w:t>1-hour in-class practice exercise each lesson</w:t>
+              <w:t>1-hour in-class exercise each lesson, autograded via GitHub Classroom</w:t>
             </w:r>
           </w:p>
         </w:tc>
@@ -5814,7 +5814,98 @@
                 <w:b w:val="0"/>
                 <w:sz w:val="24"/>
               </w:rPr>
-              <w:t>15</w:t>
+              <w:t>10</w:t>
+            </w:r>
+          </w:p>
+        </w:tc>
+      </w:tr>
+      <w:tr>
+        <w:trPr>
+          <w:cantSplit w:val="0"/>
+          <w:tblHeader w:val="0"/>
+        </w:trPr>
+        <w:tc>
+          <w:tcPr>
+            <w:tcBorders>
+              <w:top w:color="000000" w:space="0" w:sz="8" w:val="single"/>
+              <w:left w:color="000000" w:space="0" w:sz="8" w:val="single"/>
+              <w:bottom w:color="000000" w:space="0" w:sz="8" w:val="single"/>
+              <w:right w:color="000000" w:space="0" w:sz="8" w:val="single"/>
+            </w:tcBorders>
+            <w:shd w:fill="auto" w:val="clear"/>
+          </w:tcPr>
+          <w:p>
+            <w:r/>
+            <w:r>
+              <w:rPr>
+                <w:rFonts w:ascii="Times New Roman" w:hAnsi="Times New Roman" w:cs="Times New Roman" w:eastAsia="Times New Roman"/>
+                <w:b w:val="0"/>
+                <w:sz w:val="24"/>
+              </w:rPr>
+              <w:t>Attendance</w:t>
+            </w:r>
+          </w:p>
+        </w:tc>
+        <w:tc>
+          <w:tcPr>
+            <w:tcBorders>
+              <w:top w:color="000000" w:space="0" w:sz="8" w:val="single"/>
+              <w:left w:color="000000" w:space="0" w:sz="8" w:val="single"/>
+              <w:bottom w:color="000000" w:space="0" w:sz="8" w:val="single"/>
+              <w:right w:color="000000" w:space="0" w:sz="8" w:val="single"/>
+            </w:tcBorders>
+          </w:tcPr>
+          <w:p>
+            <w:r/>
+            <w:r>
+              <w:rPr>
+                <w:rFonts w:ascii="Times New Roman" w:hAnsi="Times New Roman" w:cs="Times New Roman" w:eastAsia="Times New Roman"/>
+                <w:b w:val="0"/>
+                <w:sz w:val="24"/>
+              </w:rPr>
+              <w:t>Present and participating in lecture + practice</w:t>
+            </w:r>
+          </w:p>
+        </w:tc>
+        <w:tc>
+          <w:tcPr>
+            <w:tcBorders>
+              <w:top w:color="000000" w:space="0" w:sz="8" w:val="single"/>
+              <w:left w:color="000000" w:space="0" w:sz="8" w:val="single"/>
+              <w:bottom w:color="000000" w:space="0" w:sz="8" w:val="single"/>
+              <w:right w:color="000000" w:space="0" w:sz="8" w:val="single"/>
+            </w:tcBorders>
+          </w:tcPr>
+          <w:p>
+            <w:r/>
+            <w:r>
+              <w:rPr>
+                <w:rFonts w:ascii="Times New Roman" w:hAnsi="Times New Roman" w:cs="Times New Roman" w:eastAsia="Times New Roman"/>
+                <w:b w:val="0"/>
+                <w:sz w:val="24"/>
+              </w:rPr>
+              <w:t>~15</w:t>
+            </w:r>
+          </w:p>
+        </w:tc>
+        <w:tc>
+          <w:tcPr>
+            <w:tcBorders>
+              <w:top w:color="000000" w:space="0" w:sz="8" w:val="single"/>
+              <w:left w:color="000000" w:space="0" w:sz="8" w:val="single"/>
+              <w:bottom w:color="000000" w:space="0" w:sz="8" w:val="single"/>
+              <w:right w:color="000000" w:space="0" w:sz="8" w:val="single"/>
+            </w:tcBorders>
+          </w:tcPr>
+          <w:p>
+            <w:r/>
+            <w:r>
+              <w:rPr>
+                <w:rFonts w:ascii="Times New Roman" w:hAnsi="Times New Roman" w:cs="Times New Roman" w:eastAsia="Times New Roman"/>
+                <w:b w:val="0"/>
+                <w:sz w:val="24"/>
+              </w:rPr>
+              <w:t>5</w:t>
             </w:r>
           </w:p>
         </w:tc>
